--- a/盲人导航智能眼镜_第一期节目流程.docx
+++ b/盲人导航智能眼镜_第一期节目流程.docx
@@ -186,13 +186,55 @@
       </w:r>
     </w:p>
     <w:p>
+      <w:pPr>
+        <w:jc w:val="center"/>
+      </w:pPr>
+      <w:r>
+        <w:drawing>
+          <wp:inline xmlns:a="http://schemas.openxmlformats.org/drawingml/2006/main" xmlns:pic="http://schemas.openxmlformats.org/drawingml/2006/picture">
+            <wp:extent cx="5303520" cy="3285050"/>
+            <wp:docPr id="1" name="Picture 1"/>
+            <wp:cNvGraphicFramePr>
+              <a:graphicFrameLocks noChangeAspect="1"/>
+            </wp:cNvGraphicFramePr>
+            <a:graphic>
+              <a:graphicData uri="http://schemas.openxmlformats.org/drawingml/2006/picture">
+                <pic:pic>
+                  <pic:nvPicPr>
+                    <pic:cNvPr id="0" name="fig1_xiaokao.png"/>
+                    <pic:cNvPicPr/>
+                  </pic:nvPicPr>
+                  <pic:blipFill>
+                    <a:blip r:embed="rId9"/>
+                    <a:stretch>
+                      <a:fillRect/>
+                    </a:stretch>
+                  </pic:blipFill>
+                  <pic:spPr>
+                    <a:xfrm>
+                      <a:off x="0" y="0"/>
+                      <a:ext cx="5303520" cy="3285050"/>
+                    </a:xfrm>
+                    <a:prstGeom prst="rect"/>
+                  </pic:spPr>
+                </pic:pic>
+              </a:graphicData>
+            </a:graphic>
+          </wp:inline>
+        </w:drawing>
+      </w:r>
+    </w:p>
+    <w:p>
+      <w:pPr>
+        <w:jc w:val="center"/>
+      </w:pPr>
       <w:r>
         <w:rPr>
           <w:rFonts w:ascii="宋体" w:hAnsi="宋体" w:eastAsia="宋体"/>
           <w:i/>
           <w:sz w:val="18"/>
         </w:rPr>
-        <w:t>【配图建议：盲人行走侧视图，标出额头传感器的扇形探测范围，以及①~④四处障碍的高低与远近位置】</w:t>
+        <w:t>图1  小考示意：单个朝前传感器的探测范围与四处障碍</w:t>
       </w:r>
     </w:p>
     <w:p>
@@ -250,6 +292,522 @@
     </w:p>
     <w:p>
       <w:r>
+        <w:rPr>
+          <w:rFonts w:ascii="宋体" w:hAnsi="宋体" w:eastAsia="宋体"/>
+          <w:b/>
+        </w:rPr>
+        <w:t>每队现场套件清单（单队一份，两队相同）：</w:t>
+      </w:r>
+    </w:p>
+    <w:tbl>
+      <w:tblPr>
+        <w:tblStyle w:val="LightGrid-Accent1"/>
+        <w:tblW w:type="auto" w:w="0"/>
+        <w:tblLook w:firstColumn="1" w:firstRow="1" w:lastColumn="0" w:lastRow="0" w:noHBand="0" w:noVBand="1" w:val="04A0"/>
+      </w:tblPr>
+      <w:tblGrid>
+        <w:gridCol w:w="2880"/>
+        <w:gridCol w:w="2880"/>
+        <w:gridCol w:w="2880"/>
+      </w:tblGrid>
+      <w:tr>
+        <w:tc>
+          <w:tcPr>
+            <w:tcW w:type="dxa" w:w="2880"/>
+          </w:tcPr>
+          <w:p>
+            <w:r/>
+            <w:r>
+              <w:rPr>
+                <w:rFonts w:ascii="宋体" w:hAnsi="宋体" w:eastAsia="宋体"/>
+                <w:b/>
+              </w:rPr>
+              <w:t>模块</w:t>
+            </w:r>
+          </w:p>
+        </w:tc>
+        <w:tc>
+          <w:tcPr>
+            <w:tcW w:type="dxa" w:w="2880"/>
+          </w:tcPr>
+          <w:p>
+            <w:r/>
+            <w:r>
+              <w:rPr>
+                <w:rFonts w:ascii="宋体" w:hAnsi="宋体" w:eastAsia="宋体"/>
+                <w:b/>
+              </w:rPr>
+              <w:t>数量</w:t>
+            </w:r>
+          </w:p>
+        </w:tc>
+        <w:tc>
+          <w:tcPr>
+            <w:tcW w:type="dxa" w:w="2880"/>
+          </w:tcPr>
+          <w:p>
+            <w:r/>
+            <w:r>
+              <w:rPr>
+                <w:rFonts w:ascii="宋体" w:hAnsi="宋体" w:eastAsia="宋体"/>
+                <w:b/>
+              </w:rPr>
+              <w:t>说明</w:t>
+            </w:r>
+          </w:p>
+        </w:tc>
+      </w:tr>
+      <w:tr>
+        <w:tc>
+          <w:tcPr>
+            <w:tcW w:type="dxa" w:w="2880"/>
+          </w:tcPr>
+          <w:p>
+            <w:r/>
+            <w:r>
+              <w:rPr>
+                <w:rFonts w:ascii="宋体" w:hAnsi="宋体" w:eastAsia="宋体"/>
+              </w:rPr>
+              <w:t>主控板</w:t>
+            </w:r>
+          </w:p>
+        </w:tc>
+        <w:tc>
+          <w:tcPr>
+            <w:tcW w:type="dxa" w:w="2880"/>
+          </w:tcPr>
+          <w:p>
+            <w:r/>
+            <w:r>
+              <w:rPr>
+                <w:rFonts w:ascii="宋体" w:hAnsi="宋体" w:eastAsia="宋体"/>
+              </w:rPr>
+              <w:t>1块</w:t>
+            </w:r>
+          </w:p>
+        </w:tc>
+        <w:tc>
+          <w:tcPr>
+            <w:tcW w:type="dxa" w:w="2880"/>
+          </w:tcPr>
+          <w:p>
+            <w:r/>
+            <w:r>
+              <w:rPr>
+                <w:rFonts w:ascii="宋体" w:hAnsi="宋体" w:eastAsia="宋体"/>
+              </w:rPr>
+              <w:t>所有传感器与提醒器的“大脑”，已烧录程序，免编程</w:t>
+            </w:r>
+          </w:p>
+        </w:tc>
+      </w:tr>
+      <w:tr>
+        <w:tc>
+          <w:tcPr>
+            <w:tcW w:type="dxa" w:w="2880"/>
+          </w:tcPr>
+          <w:p>
+            <w:r/>
+            <w:r>
+              <w:rPr>
+                <w:rFonts w:ascii="宋体" w:hAnsi="宋体" w:eastAsia="宋体"/>
+              </w:rPr>
+              <w:t>超声波传感器</w:t>
+            </w:r>
+          </w:p>
+        </w:tc>
+        <w:tc>
+          <w:tcPr>
+            <w:tcW w:type="dxa" w:w="2880"/>
+          </w:tcPr>
+          <w:p>
+            <w:r/>
+            <w:r>
+              <w:rPr>
+                <w:rFonts w:ascii="宋体" w:hAnsi="宋体" w:eastAsia="宋体"/>
+              </w:rPr>
+              <w:t>3个</w:t>
+            </w:r>
+          </w:p>
+        </w:tc>
+        <w:tc>
+          <w:tcPr>
+            <w:tcW w:type="dxa" w:w="2880"/>
+          </w:tcPr>
+          <w:p>
+            <w:r/>
+            <w:r>
+              <w:rPr>
+                <w:rFonts w:ascii="宋体" w:hAnsi="宋体" w:eastAsia="宋体"/>
+              </w:rPr>
+              <w:t>测距用的“眼睛”，朝向与位置由选手决定</w:t>
+            </w:r>
+          </w:p>
+        </w:tc>
+      </w:tr>
+      <w:tr>
+        <w:tc>
+          <w:tcPr>
+            <w:tcW w:type="dxa" w:w="2880"/>
+          </w:tcPr>
+          <w:p>
+            <w:r/>
+            <w:r>
+              <w:rPr>
+                <w:rFonts w:ascii="宋体" w:hAnsi="宋体" w:eastAsia="宋体"/>
+              </w:rPr>
+              <w:t>蜂鸣器</w:t>
+            </w:r>
+          </w:p>
+        </w:tc>
+        <w:tc>
+          <w:tcPr>
+            <w:tcW w:type="dxa" w:w="2880"/>
+          </w:tcPr>
+          <w:p>
+            <w:r/>
+            <w:r>
+              <w:rPr>
+                <w:rFonts w:ascii="宋体" w:hAnsi="宋体" w:eastAsia="宋体"/>
+              </w:rPr>
+              <w:t>1个</w:t>
+            </w:r>
+          </w:p>
+        </w:tc>
+        <w:tc>
+          <w:tcPr>
+            <w:tcW w:type="dxa" w:w="2880"/>
+          </w:tcPr>
+          <w:p>
+            <w:r/>
+            <w:r>
+              <w:rPr>
+                <w:rFonts w:ascii="宋体" w:hAnsi="宋体" w:eastAsia="宋体"/>
+              </w:rPr>
+              <w:t>声音提醒，越近越急促</w:t>
+            </w:r>
+          </w:p>
+        </w:tc>
+      </w:tr>
+      <w:tr>
+        <w:tc>
+          <w:tcPr>
+            <w:tcW w:type="dxa" w:w="2880"/>
+          </w:tcPr>
+          <w:p>
+            <w:r/>
+            <w:r>
+              <w:rPr>
+                <w:rFonts w:ascii="宋体" w:hAnsi="宋体" w:eastAsia="宋体"/>
+              </w:rPr>
+              <w:t>震动马达</w:t>
+            </w:r>
+          </w:p>
+        </w:tc>
+        <w:tc>
+          <w:tcPr>
+            <w:tcW w:type="dxa" w:w="2880"/>
+          </w:tcPr>
+          <w:p>
+            <w:r/>
+            <w:r>
+              <w:rPr>
+                <w:rFonts w:ascii="宋体" w:hAnsi="宋体" w:eastAsia="宋体"/>
+              </w:rPr>
+              <w:t>2个</w:t>
+            </w:r>
+          </w:p>
+        </w:tc>
+        <w:tc>
+          <w:tcPr>
+            <w:tcW w:type="dxa" w:w="2880"/>
+          </w:tcPr>
+          <w:p>
+            <w:r/>
+            <w:r>
+              <w:rPr>
+                <w:rFonts w:ascii="宋体" w:hAnsi="宋体" w:eastAsia="宋体"/>
+              </w:rPr>
+              <w:t>震动提醒，越近越强烈</w:t>
+            </w:r>
+          </w:p>
+        </w:tc>
+      </w:tr>
+      <w:tr>
+        <w:tc>
+          <w:tcPr>
+            <w:tcW w:type="dxa" w:w="2880"/>
+          </w:tcPr>
+          <w:p>
+            <w:r/>
+            <w:r>
+              <w:rPr>
+                <w:rFonts w:ascii="宋体" w:hAnsi="宋体" w:eastAsia="宋体"/>
+              </w:rPr>
+              <w:t>电池盒</w:t>
+            </w:r>
+          </w:p>
+        </w:tc>
+        <w:tc>
+          <w:tcPr>
+            <w:tcW w:type="dxa" w:w="2880"/>
+          </w:tcPr>
+          <w:p>
+            <w:r/>
+            <w:r>
+              <w:rPr>
+                <w:rFonts w:ascii="宋体" w:hAnsi="宋体" w:eastAsia="宋体"/>
+              </w:rPr>
+              <w:t>1个</w:t>
+            </w:r>
+          </w:p>
+        </w:tc>
+        <w:tc>
+          <w:tcPr>
+            <w:tcW w:type="dxa" w:w="2880"/>
+          </w:tcPr>
+          <w:p>
+            <w:r/>
+            <w:r>
+              <w:rPr>
+                <w:rFonts w:ascii="宋体" w:hAnsi="宋体" w:eastAsia="宋体"/>
+              </w:rPr>
+              <w:t>供电（含电池）</w:t>
+            </w:r>
+          </w:p>
+        </w:tc>
+      </w:tr>
+      <w:tr>
+        <w:tc>
+          <w:tcPr>
+            <w:tcW w:type="dxa" w:w="2880"/>
+          </w:tcPr>
+          <w:p>
+            <w:r/>
+            <w:r>
+              <w:rPr>
+                <w:rFonts w:ascii="宋体" w:hAnsi="宋体" w:eastAsia="宋体"/>
+              </w:rPr>
+              <w:t>头戴/眼镜支架</w:t>
+            </w:r>
+          </w:p>
+        </w:tc>
+        <w:tc>
+          <w:tcPr>
+            <w:tcW w:type="dxa" w:w="2880"/>
+          </w:tcPr>
+          <w:p>
+            <w:r/>
+            <w:r>
+              <w:rPr>
+                <w:rFonts w:ascii="宋体" w:hAnsi="宋体" w:eastAsia="宋体"/>
+              </w:rPr>
+              <w:t>1副</w:t>
+            </w:r>
+          </w:p>
+        </w:tc>
+        <w:tc>
+          <w:tcPr>
+            <w:tcW w:type="dxa" w:w="2880"/>
+          </w:tcPr>
+          <w:p>
+            <w:r/>
+            <w:r>
+              <w:rPr>
+                <w:rFonts w:ascii="宋体" w:hAnsi="宋体" w:eastAsia="宋体"/>
+              </w:rPr>
+              <w:t>佩戴载体，用于固定各模块</w:t>
+            </w:r>
+          </w:p>
+        </w:tc>
+      </w:tr>
+      <w:tr>
+        <w:tc>
+          <w:tcPr>
+            <w:tcW w:type="dxa" w:w="2880"/>
+          </w:tcPr>
+          <w:p>
+            <w:r/>
+            <w:r>
+              <w:rPr>
+                <w:rFonts w:ascii="宋体" w:hAnsi="宋体" w:eastAsia="宋体"/>
+              </w:rPr>
+              <w:t>固定材料</w:t>
+            </w:r>
+          </w:p>
+        </w:tc>
+        <w:tc>
+          <w:tcPr>
+            <w:tcW w:type="dxa" w:w="2880"/>
+          </w:tcPr>
+          <w:p>
+            <w:r/>
+            <w:r>
+              <w:rPr>
+                <w:rFonts w:ascii="宋体" w:hAnsi="宋体" w:eastAsia="宋体"/>
+              </w:rPr>
+              <w:t>若干</w:t>
+            </w:r>
+          </w:p>
+        </w:tc>
+        <w:tc>
+          <w:tcPr>
+            <w:tcW w:type="dxa" w:w="2880"/>
+          </w:tcPr>
+          <w:p>
+            <w:r/>
+            <w:r>
+              <w:rPr>
+                <w:rFonts w:ascii="宋体" w:hAnsi="宋体" w:eastAsia="宋体"/>
+              </w:rPr>
+              <w:t>魔术贴、扎带等，免焊接固定</w:t>
+            </w:r>
+          </w:p>
+        </w:tc>
+      </w:tr>
+      <w:tr>
+        <w:tc>
+          <w:tcPr>
+            <w:tcW w:type="dxa" w:w="2880"/>
+          </w:tcPr>
+          <w:p>
+            <w:r/>
+            <w:r>
+              <w:rPr>
+                <w:rFonts w:ascii="宋体" w:hAnsi="宋体" w:eastAsia="宋体"/>
+              </w:rPr>
+              <w:t>答题电脑</w:t>
+            </w:r>
+          </w:p>
+        </w:tc>
+        <w:tc>
+          <w:tcPr>
+            <w:tcW w:type="dxa" w:w="2880"/>
+          </w:tcPr>
+          <w:p>
+            <w:r/>
+            <w:r>
+              <w:rPr>
+                <w:rFonts w:ascii="宋体" w:hAnsi="宋体" w:eastAsia="宋体"/>
+              </w:rPr>
+              <w:t>1台</w:t>
+            </w:r>
+          </w:p>
+        </w:tc>
+        <w:tc>
+          <w:tcPr>
+            <w:tcW w:type="dxa" w:w="2880"/>
+          </w:tcPr>
+          <w:p>
+            <w:r/>
+            <w:r>
+              <w:rPr>
+                <w:rFonts w:ascii="宋体" w:hAnsi="宋体" w:eastAsia="宋体"/>
+              </w:rPr>
+              <w:t>调节报警距离阈值、提醒强弱等参数</w:t>
+            </w:r>
+          </w:p>
+        </w:tc>
+      </w:tr>
+      <w:tr>
+        <w:tc>
+          <w:tcPr>
+            <w:tcW w:type="dxa" w:w="2880"/>
+          </w:tcPr>
+          <w:p>
+            <w:r/>
+            <w:r>
+              <w:rPr>
+                <w:rFonts w:ascii="宋体" w:hAnsi="宋体" w:eastAsia="宋体"/>
+              </w:rPr>
+              <w:t>已烧录程序</w:t>
+            </w:r>
+          </w:p>
+        </w:tc>
+        <w:tc>
+          <w:tcPr>
+            <w:tcW w:type="dxa" w:w="2880"/>
+          </w:tcPr>
+          <w:p>
+            <w:r/>
+            <w:r>
+              <w:rPr>
+                <w:rFonts w:ascii="宋体" w:hAnsi="宋体" w:eastAsia="宋体"/>
+              </w:rPr>
+              <w:t>1套</w:t>
+            </w:r>
+          </w:p>
+        </w:tc>
+        <w:tc>
+          <w:tcPr>
+            <w:tcW w:type="dxa" w:w="2880"/>
+          </w:tcPr>
+          <w:p>
+            <w:r/>
+            <w:r>
+              <w:rPr>
+                <w:rFonts w:ascii="宋体" w:hAnsi="宋体" w:eastAsia="宋体"/>
+              </w:rPr>
+              <w:t>关键参数可调，无需选手编写代码</w:t>
+            </w:r>
+          </w:p>
+        </w:tc>
+      </w:tr>
+    </w:tbl>
+    <w:p>
+      <w:pPr>
+        <w:jc w:val="center"/>
+      </w:pPr>
+      <w:r>
+        <w:drawing>
+          <wp:inline xmlns:a="http://schemas.openxmlformats.org/drawingml/2006/main" xmlns:pic="http://schemas.openxmlformats.org/drawingml/2006/picture">
+            <wp:extent cx="5303520" cy="3285050"/>
+            <wp:docPr id="2" name="Picture 2"/>
+            <wp:cNvGraphicFramePr>
+              <a:graphicFrameLocks noChangeAspect="1"/>
+            </wp:cNvGraphicFramePr>
+            <a:graphic>
+              <a:graphicData uri="http://schemas.openxmlformats.org/drawingml/2006/picture">
+                <pic:pic>
+                  <pic:nvPicPr>
+                    <pic:cNvPr id="0" name="fig2_kit.png"/>
+                    <pic:cNvPicPr/>
+                  </pic:nvPicPr>
+                  <pic:blipFill>
+                    <a:blip r:embed="rId10"/>
+                    <a:stretch>
+                      <a:fillRect/>
+                    </a:stretch>
+                  </pic:blipFill>
+                  <pic:spPr>
+                    <a:xfrm>
+                      <a:off x="0" y="0"/>
+                      <a:ext cx="5303520" cy="3285050"/>
+                    </a:xfrm>
+                    <a:prstGeom prst="rect"/>
+                  </pic:spPr>
+                </pic:pic>
+              </a:graphicData>
+            </a:graphic>
+          </wp:inline>
+        </w:drawing>
+      </w:r>
+    </w:p>
+    <w:p>
+      <w:pPr>
+        <w:jc w:val="center"/>
+      </w:pPr>
+      <w:r>
+        <w:rPr>
+          <w:rFonts w:ascii="宋体" w:hAnsi="宋体" w:eastAsia="宋体"/>
+          <w:i/>
+          <w:sz w:val="18"/>
+        </w:rPr>
+        <w:t>图2  现场套件散件示意（免焊接·即插即用）</w:t>
+      </w:r>
+    </w:p>
+    <w:p>
+      <w:r>
         <w:t>明眸引路  项目玩法细节详解（该项目暂定现场用时1小时，含“设计组装”与“盲行挑战”两部分）：</w:t>
       </w:r>
     </w:p>
@@ -261,17 +819,7 @@
         <w:rPr>
           <w:rFonts w:ascii="宋体" w:hAnsi="宋体" w:eastAsia="宋体"/>
         </w:rPr>
-        <w:t>现场会为两支队伍各提供一套相同的电子模块套件。每套套件包含：主控板1块、超声波传感器3个、蜂鸣器1个、震动马达2个、电池盒1个、头戴支架1副，以及固定材料与已烧录好的程序。程序中的“报警距离阈值”“提醒强弱”等关键参数，选手可在答题电脑上自行调节。（如下图）</w:t>
-      </w:r>
-    </w:p>
-    <w:p>
-      <w:r>
-        <w:rPr>
-          <w:rFonts w:ascii="宋体" w:hAnsi="宋体" w:eastAsia="宋体"/>
-          <w:i/>
-          <w:sz w:val="18"/>
-        </w:rPr>
-        <w:t>【配图建议：散件套件平铺图，逐一标注各模块名称；以及电脑上可调参数的界面示意】</w:t>
+        <w:t>现场会为两支队伍各提供一套相同的电子模块套件（清单与示意见上）。程序中的“报警距离阈值”“提醒强弱”等关键参数，选手可在答题电脑上自行调节。</w:t>
       </w:r>
     </w:p>
     <w:p>
@@ -308,13 +856,55 @@
       </w:r>
     </w:p>
     <w:p>
+      <w:pPr>
+        <w:jc w:val="center"/>
+      </w:pPr>
+      <w:r>
+        <w:drawing>
+          <wp:inline xmlns:a="http://schemas.openxmlformats.org/drawingml/2006/main" xmlns:pic="http://schemas.openxmlformats.org/drawingml/2006/picture">
+            <wp:extent cx="5669280" cy="2798543"/>
+            <wp:docPr id="3" name="Picture 3"/>
+            <wp:cNvGraphicFramePr>
+              <a:graphicFrameLocks noChangeAspect="1"/>
+            </wp:cNvGraphicFramePr>
+            <a:graphic>
+              <a:graphicData uri="http://schemas.openxmlformats.org/drawingml/2006/picture">
+                <pic:pic>
+                  <pic:nvPicPr>
+                    <pic:cNvPr id="0" name="fig3_track.png"/>
+                    <pic:cNvPicPr/>
+                  </pic:nvPicPr>
+                  <pic:blipFill>
+                    <a:blip r:embed="rId11"/>
+                    <a:stretch>
+                      <a:fillRect/>
+                    </a:stretch>
+                  </pic:blipFill>
+                  <pic:spPr>
+                    <a:xfrm>
+                      <a:off x="0" y="0"/>
+                      <a:ext cx="5669280" cy="2798543"/>
+                    </a:xfrm>
+                    <a:prstGeom prst="rect"/>
+                  </pic:spPr>
+                </pic:pic>
+              </a:graphicData>
+            </a:graphic>
+          </wp:inline>
+        </w:drawing>
+      </w:r>
+    </w:p>
+    <w:p>
+      <w:pPr>
+        <w:jc w:val="center"/>
+      </w:pPr>
       <w:r>
         <w:rPr>
           <w:rFonts w:ascii="宋体" w:hAnsi="宋体" w:eastAsia="宋体"/>
           <w:i/>
           <w:sz w:val="18"/>
         </w:rPr>
-        <w:t>【配图建议：盲行赛道俯视/透视布置图，标出各类障碍的位置与终点】</w:t>
+        <w:t>图3  “盲行赛道”障碍布置示意（单队赛道·俯视）</w:t>
       </w:r>
     </w:p>
     <w:p>
@@ -379,6 +969,58 @@
           <w:b/>
         </w:rPr>
         <w:t>现场流程：</w:t>
+      </w:r>
+    </w:p>
+    <w:p>
+      <w:pPr>
+        <w:jc w:val="center"/>
+      </w:pPr>
+      <w:r>
+        <w:drawing>
+          <wp:inline xmlns:a="http://schemas.openxmlformats.org/drawingml/2006/main" xmlns:pic="http://schemas.openxmlformats.org/drawingml/2006/picture">
+            <wp:extent cx="5669280" cy="3754040"/>
+            <wp:docPr id="4" name="Picture 4"/>
+            <wp:cNvGraphicFramePr>
+              <a:graphicFrameLocks noChangeAspect="1"/>
+            </wp:cNvGraphicFramePr>
+            <a:graphic>
+              <a:graphicData uri="http://schemas.openxmlformats.org/drawingml/2006/picture">
+                <pic:pic>
+                  <pic:nvPicPr>
+                    <pic:cNvPr id="0" name="fig4_venue.png"/>
+                    <pic:cNvPicPr/>
+                  </pic:nvPicPr>
+                  <pic:blipFill>
+                    <a:blip r:embed="rId12"/>
+                    <a:stretch>
+                      <a:fillRect/>
+                    </a:stretch>
+                  </pic:blipFill>
+                  <pic:spPr>
+                    <a:xfrm>
+                      <a:off x="0" y="0"/>
+                      <a:ext cx="5669280" cy="3754040"/>
+                    </a:xfrm>
+                    <a:prstGeom prst="rect"/>
+                  </pic:spPr>
+                </pic:pic>
+              </a:graphicData>
+            </a:graphic>
+          </wp:inline>
+        </w:drawing>
+      </w:r>
+    </w:p>
+    <w:p>
+      <w:pPr>
+        <w:jc w:val="center"/>
+      </w:pPr>
+      <w:r>
+        <w:rPr>
+          <w:rFonts w:ascii="宋体" w:hAnsi="宋体" w:eastAsia="宋体"/>
+          <w:i/>
+          <w:sz w:val="18"/>
+        </w:rPr>
+        <w:t>图4  节目现场整体布置示意</w:t>
       </w:r>
     </w:p>
     <w:p>
